--- a/output/docx/es/BUFRCREX_TableB_es_33.docx
+++ b/output/docx/es/BUFRCREX_TableB_es_33.docx
@@ -6009,7 +6009,7 @@
                 <w:b w:val="0"/>
                 <w:sz w:val="16"/>
               </w:rPr>
-              <w:t>Note 168: Cuando se defina un suceso para utilizarlo con el descriptor 0 33 045 o el 0 33 046, podrá utilizarse el descriptor 0 33 042 para indicar que el valor siguiente es en realidad una cota para un intervalo de valores. | Note 173: Cuando se utilice el descriptor 0 33 045 o el 0 33 046, deberá utilizarse el operador 2 41 000 para definir el suceso siguiente al que será aplicable el valor de probabilidad notificado.</w:t>
+              <w:t>Note B168: Cuando se defina un suceso para utilizarlo con el descriptor 0 33 045 o el 0 33 046, podrá utilizarse el descriptor 0 33 042 para indicar que el valor siguiente es en realidad una cota para un intervalo de valores. | Note B173: Cuando se utilice el descriptor 0 33 045 o el 0 33 046, deberá utilizarse el operador 2 41 000 para definir el suceso siguiente al que será aplicable el valor de probabilidad notificado.</w:t>
             </w:r>
           </w:p>
         </w:tc>
@@ -6202,7 +6202,7 @@
                 <w:b w:val="0"/>
                 <w:sz w:val="16"/>
               </w:rPr>
-              <w:t>Note 168: Cuando se defina un suceso para utilizarlo con el descriptor 0 33 045 o el 0 33 046, podrá utilizarse el descriptor 0 33 042 para indicar que el valor siguiente es en realidad una cota para un intervalo de valores. | Note 173: Cuando se utilice el descriptor 0 33 045 o el 0 33 046, deberá utilizarse el operador 2 41 000 para definir el suceso siguiente al que será aplicable el valor de probabilidad notificado. | Note 174: Cuando se utilice el descriptor 0 33 046, el operador 2 42 000 deberá preceder a ese descriptor para definir el suceso al que está condicionado el valor de probabilidad notificado.</w:t>
+              <w:t>Note B168: Cuando se defina un suceso para utilizarlo con el descriptor 0 33 045 o el 0 33 046, podrá utilizarse el descriptor 0 33 042 para indicar que el valor siguiente es en realidad una cota para un intervalo de valores. | Note B173: Cuando se utilice el descriptor 0 33 045 o el 0 33 046, deberá utilizarse el operador 2 41 000 para definir el suceso siguiente al que será aplicable el valor de probabilidad notificado. | Note B174: Cuando se utilice el descriptor 0 33 046, el operador 2 42 000 deberá preceder a ese descriptor para definir el suceso al que está condicionado el valor de probabilidad notificado.</w:t>
             </w:r>
           </w:p>
         </w:tc>
